--- a/klagomål/A 54991-2025 FSC-klagomål.docx
+++ b/klagomål/A 54991-2025 FSC-klagomål.docx
@@ -1382,7 +1382,7 @@
     <w:r>
       <w:tab/>
       <w:tab/>
-      <w:t>2026-09-14</w:t>
+      <w:t>2026-09-15</w:t>
       <w:br/>
       <w:br/>
     </w:r>

--- a/klagomål/A 54991-2025 FSC-klagomål.docx
+++ b/klagomål/A 54991-2025 FSC-klagomål.docx
@@ -1382,7 +1382,7 @@
     <w:r>
       <w:tab/>
       <w:tab/>
-      <w:t>2026-09-15</w:t>
+      <w:t>2026-09-16</w:t>
       <w:br/>
       <w:br/>
     </w:r>

--- a/klagomål/A 54991-2025 FSC-klagomål.docx
+++ b/klagomål/A 54991-2025 FSC-klagomål.docx
@@ -1382,7 +1382,7 @@
     <w:r>
       <w:tab/>
       <w:tab/>
-      <w:t>2026-09-16</w:t>
+      <w:t>2026-09-17</w:t>
       <w:br/>
       <w:br/>
     </w:r>

--- a/klagomål/A 54991-2025 FSC-klagomål.docx
+++ b/klagomål/A 54991-2025 FSC-klagomål.docx
@@ -1382,7 +1382,7 @@
     <w:r>
       <w:tab/>
       <w:tab/>
-      <w:t>2026-09-17</w:t>
+      <w:t>2026-09-18</w:t>
       <w:br/>
       <w:br/>
     </w:r>

--- a/klagomål/A 54991-2025 FSC-klagomål.docx
+++ b/klagomål/A 54991-2025 FSC-klagomål.docx
@@ -1382,7 +1382,7 @@
     <w:r>
       <w:tab/>
       <w:tab/>
-      <w:t>2026-09-18</w:t>
+      <w:t>2026-09-19</w:t>
       <w:br/>
       <w:br/>
     </w:r>

--- a/klagomål/A 54991-2025 FSC-klagomål.docx
+++ b/klagomål/A 54991-2025 FSC-klagomål.docx
@@ -1382,7 +1382,7 @@
     <w:r>
       <w:tab/>
       <w:tab/>
-      <w:t>2026-09-19</w:t>
+      <w:t>2026-09-21</w:t>
       <w:br/>
       <w:br/>
     </w:r>

--- a/klagomål/A 54991-2025 FSC-klagomål.docx
+++ b/klagomål/A 54991-2025 FSC-klagomål.docx
@@ -1382,7 +1382,7 @@
     <w:r>
       <w:tab/>
       <w:tab/>
-      <w:t>2026-09-21</w:t>
+      <w:t>2026-09-23</w:t>
       <w:br/>
       <w:br/>
     </w:r>

--- a/klagomål/A 54991-2025 FSC-klagomål.docx
+++ b/klagomål/A 54991-2025 FSC-klagomål.docx
@@ -1382,7 +1382,7 @@
     <w:r>
       <w:tab/>
       <w:tab/>
-      <w:t>2026-09-23</w:t>
+      <w:t>2026-09-24</w:t>
       <w:br/>
       <w:br/>
     </w:r>

--- a/klagomål/A 54991-2025 FSC-klagomål.docx
+++ b/klagomål/A 54991-2025 FSC-klagomål.docx
@@ -1382,7 +1382,7 @@
     <w:r>
       <w:tab/>
       <w:tab/>
-      <w:t>2026-09-24</w:t>
+      <w:t>2026-09-25</w:t>
       <w:br/>
       <w:br/>
     </w:r>

--- a/klagomål/A 54991-2025 FSC-klagomål.docx
+++ b/klagomål/A 54991-2025 FSC-klagomål.docx
@@ -178,7 +178,7 @@
       <w:r>
         <w:drawing>
           <wp:inline xmlns:a="http://schemas.openxmlformats.org/drawingml/2006/main" xmlns:pic="http://schemas.openxmlformats.org/drawingml/2006/picture">
-            <wp:extent cx="5486400" cy="3888928"/>
+            <wp:extent cx="5486400" cy="3888456"/>
             <wp:docPr id="1" name="Picture 1"/>
             <wp:cNvGraphicFramePr>
               <a:graphicFrameLocks noChangeAspect="1"/>
@@ -199,7 +199,7 @@
                   <pic:spPr>
                     <a:xfrm>
                       <a:off x="0" y="0"/>
-                      <a:ext cx="5486400" cy="3888928"/>
+                      <a:ext cx="5486400" cy="3888456"/>
                     </a:xfrm>
                     <a:prstGeom prst="rect"/>
                   </pic:spPr>
@@ -221,7 +221,7 @@
     </w:p>
     <w:p>
       <w:r>
-        <w:t>I och inom 24 meter från avverkningsanmälan finns fynd av 17 naturvårdsarter, varav 15 är rödlistade, 2 är fridlysta, 8 är typiska (T) och 1 är signalart (S): garnlav (VU, T), goliatmusseron (VU, T), jättemusseron (VU), lammticka (VU), rotfingersvamp (VU), skrovlig taggsvamp (VU), smalfotad taggsvamp (VU), tajgataggsvamp (VU), dropptaggsvamp (NT, T), motaggsvamp (NT, T), orange taggsvamp (NT, T), tallfingersvamp (NT), tallriska (NT), tallticka (NT, T), talltita (NT, §4), mindre märgborre (S, T) och spillkråka (T, §4). Se Figur 1.</w:t>
+        <w:t>I och inom 24 meter från avverkningsanmälan finns fynd av 18 naturvårdsarter, varav 16 är rödlistade, 2 är fridlysta, 8 är typiska (T) och 1 är signalart (S): garnlav (VU, T), goliatmusseron (VU, T), jättemusseron (VU), lammticka (VU), rotfingersvamp (VU), skrovlig taggsvamp (VU), smalfotad taggsvamp (VU), spadskinn (VU), tajgataggsvamp (VU), dropptaggsvamp (NT, T), motaggsvamp (NT, T), orange taggsvamp (NT, T), tallfingersvamp (NT), tallriska (NT), tallticka (NT, T), talltita (NT, §4), mindre märgborre (S, T) och spillkråka (T, §4). Se Figur 1.</w:t>
       </w:r>
     </w:p>
     <w:p>
@@ -365,6 +365,17 @@
         <w:rPr>
           <w:b/>
         </w:rPr>
+        <w:t>Spadskinn (VU)</w:t>
+      </w:r>
+      <w:r>
+        <w:t xml:space="preserve"> är knuten till tallskogar med höga naturvärden och artens potentiella miljöer har minskat kraftigt och fortsätter att minska eftersom äldre sandtallskogar avverkas. Mykorrhiza-arter och andra marklevande svampar påverkas starkt negativt av slutavverkning då alla träd avlägsnas. Spadskinn är globalt rödlistad som sårbar (VU) vilket innebär att Sverige har ett internationellt ansvar för arten. Fler områden där arten förekommer behöver skyddas (SLU Artdatabanken, 2024; Nitare &amp; Skogsstyrelsen, 2019; IUCN, 2019).</w:t>
+      </w:r>
+    </w:p>
+    <w:p>
+      <w:r>
+        <w:rPr>
+          <w:b/>
+        </w:rPr>
         <w:t xml:space="preserve">Tajgataggsvamp (VU) </w:t>
       </w:r>
       <w:r>
@@ -666,7 +677,7 @@
         <w:rPr>
           <w:i/>
         </w:rPr>
-        <w:t>I det avverkningsanmälda skogsområdet har 17 naturvårdsarter varav 15 rödlistade arter sina livsmiljöer och växtplatser.</w:t>
+        <w:t>I det avverkningsanmälda skogsområdet har 18 naturvårdsarter varav 16 rödlistade arter sina livsmiljöer och växtplatser.</w:t>
       </w:r>
     </w:p>
     <w:p>
@@ -1382,7 +1393,7 @@
     <w:r>
       <w:tab/>
       <w:tab/>
-      <w:t>2026-09-25</w:t>
+      <w:t>2026-09-26</w:t>
       <w:br/>
       <w:br/>
     </w:r>

--- a/klagomål/A 54991-2025 FSC-klagomål.docx
+++ b/klagomål/A 54991-2025 FSC-klagomål.docx
@@ -1393,7 +1393,7 @@
     <w:r>
       <w:tab/>
       <w:tab/>
-      <w:t>2026-09-26</w:t>
+      <w:t>2026-09-27</w:t>
       <w:br/>
       <w:br/>
     </w:r>

--- a/klagomål/A 54991-2025 FSC-klagomål.docx
+++ b/klagomål/A 54991-2025 FSC-klagomål.docx
@@ -1393,7 +1393,7 @@
     <w:r>
       <w:tab/>
       <w:tab/>
-      <w:t>2026-09-27</w:t>
+      <w:t>2026-09-28</w:t>
       <w:br/>
       <w:br/>
     </w:r>

--- a/klagomål/A 54991-2025 FSC-klagomål.docx
+++ b/klagomål/A 54991-2025 FSC-klagomål.docx
@@ -1393,7 +1393,7 @@
     <w:r>
       <w:tab/>
       <w:tab/>
-      <w:t>2026-09-28</w:t>
+      <w:t>2026-09-29</w:t>
       <w:br/>
       <w:br/>
     </w:r>

--- a/klagomål/A 54991-2025 FSC-klagomål.docx
+++ b/klagomål/A 54991-2025 FSC-klagomål.docx
@@ -1393,7 +1393,7 @@
     <w:r>
       <w:tab/>
       <w:tab/>
-      <w:t>2026-09-29</w:t>
+      <w:t>2026-09-30</w:t>
       <w:br/>
       <w:br/>
     </w:r>

--- a/klagomål/A 54991-2025 FSC-klagomål.docx
+++ b/klagomål/A 54991-2025 FSC-klagomål.docx
@@ -1393,7 +1393,7 @@
     <w:r>
       <w:tab/>
       <w:tab/>
-      <w:t>2026-09-30</w:t>
+      <w:t>2026-10-01</w:t>
       <w:br/>
       <w:br/>
     </w:r>

--- a/klagomål/A 54991-2025 FSC-klagomål.docx
+++ b/klagomål/A 54991-2025 FSC-klagomål.docx
@@ -1393,7 +1393,7 @@
     <w:r>
       <w:tab/>
       <w:tab/>
-      <w:t>2026-10-01</w:t>
+      <w:t>2026-10-02</w:t>
       <w:br/>
       <w:br/>
     </w:r>

--- a/klagomål/A 54991-2025 FSC-klagomål.docx
+++ b/klagomål/A 54991-2025 FSC-klagomål.docx
@@ -1393,7 +1393,7 @@
     <w:r>
       <w:tab/>
       <w:tab/>
-      <w:t>2026-10-02</w:t>
+      <w:t>2026-10-03</w:t>
       <w:br/>
       <w:br/>
     </w:r>

--- a/klagomål/A 54991-2025 FSC-klagomål.docx
+++ b/klagomål/A 54991-2025 FSC-klagomål.docx
@@ -178,7 +178,7 @@
       <w:r>
         <w:drawing>
           <wp:inline xmlns:a="http://schemas.openxmlformats.org/drawingml/2006/main" xmlns:pic="http://schemas.openxmlformats.org/drawingml/2006/picture">
-            <wp:extent cx="5486400" cy="3888456"/>
+            <wp:extent cx="5486400" cy="3885658"/>
             <wp:docPr id="1" name="Picture 1"/>
             <wp:cNvGraphicFramePr>
               <a:graphicFrameLocks noChangeAspect="1"/>
@@ -199,7 +199,7 @@
                   <pic:spPr>
                     <a:xfrm>
                       <a:off x="0" y="0"/>
-                      <a:ext cx="5486400" cy="3888456"/>
+                      <a:ext cx="5486400" cy="3885658"/>
                     </a:xfrm>
                     <a:prstGeom prst="rect"/>
                   </pic:spPr>
@@ -1393,7 +1393,7 @@
     <w:r>
       <w:tab/>
       <w:tab/>
-      <w:t>2026-10-03</w:t>
+      <w:t>2026-10-04</w:t>
       <w:br/>
       <w:br/>
     </w:r>

--- a/klagomål/A 54991-2025 FSC-klagomål.docx
+++ b/klagomål/A 54991-2025 FSC-klagomål.docx
@@ -1393,7 +1393,7 @@
     <w:r>
       <w:tab/>
       <w:tab/>
-      <w:t>2026-10-04</w:t>
+      <w:t>2026-10-05</w:t>
       <w:br/>
       <w:br/>
     </w:r>

--- a/klagomål/A 54991-2025 FSC-klagomål.docx
+++ b/klagomål/A 54991-2025 FSC-klagomål.docx
@@ -1393,7 +1393,7 @@
     <w:r>
       <w:tab/>
       <w:tab/>
-      <w:t>2026-10-05</w:t>
+      <w:t>2026-10-06</w:t>
       <w:br/>
       <w:br/>
     </w:r>

--- a/klagomål/A 54991-2025 FSC-klagomål.docx
+++ b/klagomål/A 54991-2025 FSC-klagomål.docx
@@ -1393,7 +1393,7 @@
     <w:r>
       <w:tab/>
       <w:tab/>
-      <w:t>2026-10-06</w:t>
+      <w:t>2026-10-07</w:t>
       <w:br/>
       <w:br/>
     </w:r>

--- a/klagomål/A 54991-2025 FSC-klagomål.docx
+++ b/klagomål/A 54991-2025 FSC-klagomål.docx
@@ -178,7 +178,7 @@
       <w:r>
         <w:drawing>
           <wp:inline xmlns:a="http://schemas.openxmlformats.org/drawingml/2006/main" xmlns:pic="http://schemas.openxmlformats.org/drawingml/2006/picture">
-            <wp:extent cx="5486400" cy="3885658"/>
+            <wp:extent cx="5486400" cy="3888456"/>
             <wp:docPr id="1" name="Picture 1"/>
             <wp:cNvGraphicFramePr>
               <a:graphicFrameLocks noChangeAspect="1"/>
@@ -199,7 +199,7 @@
                   <pic:spPr>
                     <a:xfrm>
                       <a:off x="0" y="0"/>
-                      <a:ext cx="5486400" cy="3885658"/>
+                      <a:ext cx="5486400" cy="3888456"/>
                     </a:xfrm>
                     <a:prstGeom prst="rect"/>
                   </pic:spPr>
@@ -1393,7 +1393,7 @@
     <w:r>
       <w:tab/>
       <w:tab/>
-      <w:t>2026-10-07</w:t>
+      <w:t>2026-10-08</w:t>
       <w:br/>
       <w:br/>
     </w:r>

--- a/klagomål/A 54991-2025 FSC-klagomål.docx
+++ b/klagomål/A 54991-2025 FSC-klagomål.docx
@@ -1393,7 +1393,7 @@
     <w:r>
       <w:tab/>
       <w:tab/>
-      <w:t>2026-10-08</w:t>
+      <w:t>2026-10-09</w:t>
       <w:br/>
       <w:br/>
     </w:r>

--- a/klagomål/A 54991-2025 FSC-klagomål.docx
+++ b/klagomål/A 54991-2025 FSC-klagomål.docx
@@ -178,7 +178,7 @@
       <w:r>
         <w:drawing>
           <wp:inline xmlns:a="http://schemas.openxmlformats.org/drawingml/2006/main" xmlns:pic="http://schemas.openxmlformats.org/drawingml/2006/picture">
-            <wp:extent cx="5486400" cy="3888456"/>
+            <wp:extent cx="5486400" cy="3885658"/>
             <wp:docPr id="1" name="Picture 1"/>
             <wp:cNvGraphicFramePr>
               <a:graphicFrameLocks noChangeAspect="1"/>
@@ -199,7 +199,7 @@
                   <pic:spPr>
                     <a:xfrm>
                       <a:off x="0" y="0"/>
-                      <a:ext cx="5486400" cy="3888456"/>
+                      <a:ext cx="5486400" cy="3885658"/>
                     </a:xfrm>
                     <a:prstGeom prst="rect"/>
                   </pic:spPr>
@@ -1393,7 +1393,7 @@
     <w:r>
       <w:tab/>
       <w:tab/>
-      <w:t>2026-10-09</w:t>
+      <w:t>2026-10-10</w:t>
       <w:br/>
       <w:br/>
     </w:r>

--- a/klagomål/A 54991-2025 FSC-klagomål.docx
+++ b/klagomål/A 54991-2025 FSC-klagomål.docx
@@ -1393,7 +1393,7 @@
     <w:r>
       <w:tab/>
       <w:tab/>
-      <w:t>2026-10-10</w:t>
+      <w:t>2026-10-11</w:t>
       <w:br/>
       <w:br/>
     </w:r>

--- a/klagomål/A 54991-2025 FSC-klagomål.docx
+++ b/klagomål/A 54991-2025 FSC-klagomål.docx
@@ -178,7 +178,7 @@
       <w:r>
         <w:drawing>
           <wp:inline xmlns:a="http://schemas.openxmlformats.org/drawingml/2006/main" xmlns:pic="http://schemas.openxmlformats.org/drawingml/2006/picture">
-            <wp:extent cx="5486400" cy="3885658"/>
+            <wp:extent cx="5486400" cy="3888456"/>
             <wp:docPr id="1" name="Picture 1"/>
             <wp:cNvGraphicFramePr>
               <a:graphicFrameLocks noChangeAspect="1"/>
@@ -199,7 +199,7 @@
                   <pic:spPr>
                     <a:xfrm>
                       <a:off x="0" y="0"/>
-                      <a:ext cx="5486400" cy="3885658"/>
+                      <a:ext cx="5486400" cy="3888456"/>
                     </a:xfrm>
                     <a:prstGeom prst="rect"/>
                   </pic:spPr>
@@ -1393,7 +1393,7 @@
     <w:r>
       <w:tab/>
       <w:tab/>
-      <w:t>2026-10-11</w:t>
+      <w:t>2026-10-12</w:t>
       <w:br/>
       <w:br/>
     </w:r>

--- a/klagomål/A 54991-2025 FSC-klagomål.docx
+++ b/klagomål/A 54991-2025 FSC-klagomål.docx
@@ -1393,7 +1393,7 @@
     <w:r>
       <w:tab/>
       <w:tab/>
-      <w:t>2026-10-12</w:t>
+      <w:t>2026-10-13</w:t>
       <w:br/>
       <w:br/>
     </w:r>

--- a/klagomål/A 54991-2025 FSC-klagomål.docx
+++ b/klagomål/A 54991-2025 FSC-klagomål.docx
@@ -178,7 +178,7 @@
       <w:r>
         <w:drawing>
           <wp:inline xmlns:a="http://schemas.openxmlformats.org/drawingml/2006/main" xmlns:pic="http://schemas.openxmlformats.org/drawingml/2006/picture">
-            <wp:extent cx="5486400" cy="3888456"/>
+            <wp:extent cx="5486400" cy="3885658"/>
             <wp:docPr id="1" name="Picture 1"/>
             <wp:cNvGraphicFramePr>
               <a:graphicFrameLocks noChangeAspect="1"/>
@@ -199,7 +199,7 @@
                   <pic:spPr>
                     <a:xfrm>
                       <a:off x="0" y="0"/>
-                      <a:ext cx="5486400" cy="3888456"/>
+                      <a:ext cx="5486400" cy="3885658"/>
                     </a:xfrm>
                     <a:prstGeom prst="rect"/>
                   </pic:spPr>
@@ -1393,7 +1393,7 @@
     <w:r>
       <w:tab/>
       <w:tab/>
-      <w:t>2026-10-13</w:t>
+      <w:t>2026-10-14</w:t>
       <w:br/>
       <w:br/>
     </w:r>

--- a/klagomål/A 54991-2025 FSC-klagomål.docx
+++ b/klagomål/A 54991-2025 FSC-klagomål.docx
@@ -1393,7 +1393,7 @@
     <w:r>
       <w:tab/>
       <w:tab/>
-      <w:t>2026-10-14</w:t>
+      <w:t>2026-10-15</w:t>
       <w:br/>
       <w:br/>
     </w:r>

--- a/klagomål/A 54991-2025 FSC-klagomål.docx
+++ b/klagomål/A 54991-2025 FSC-klagomål.docx
@@ -1393,7 +1393,7 @@
     <w:r>
       <w:tab/>
       <w:tab/>
-      <w:t>2026-10-15</w:t>
+      <w:t>2026-10-16</w:t>
       <w:br/>
       <w:br/>
     </w:r>

--- a/klagomål/A 54991-2025 FSC-klagomål.docx
+++ b/klagomål/A 54991-2025 FSC-klagomål.docx
@@ -1393,7 +1393,7 @@
     <w:r>
       <w:tab/>
       <w:tab/>
-      <w:t>2026-10-16</w:t>
+      <w:t>2026-10-17</w:t>
       <w:br/>
       <w:br/>
     </w:r>

--- a/klagomål/A 54991-2025 FSC-klagomål.docx
+++ b/klagomål/A 54991-2025 FSC-klagomål.docx
@@ -1393,7 +1393,7 @@
     <w:r>
       <w:tab/>
       <w:tab/>
-      <w:t>2026-10-17</w:t>
+      <w:t>2026-10-18</w:t>
       <w:br/>
       <w:br/>
     </w:r>

--- a/klagomål/A 54991-2025 FSC-klagomål.docx
+++ b/klagomål/A 54991-2025 FSC-klagomål.docx
@@ -1393,7 +1393,7 @@
     <w:r>
       <w:tab/>
       <w:tab/>
-      <w:t>2026-10-18</w:t>
+      <w:t>2026-10-19</w:t>
       <w:br/>
       <w:br/>
     </w:r>

--- a/klagomål/A 54991-2025 FSC-klagomål.docx
+++ b/klagomål/A 54991-2025 FSC-klagomål.docx
@@ -1393,7 +1393,7 @@
     <w:r>
       <w:tab/>
       <w:tab/>
-      <w:t>2026-10-19</w:t>
+      <w:t>2026-10-20</w:t>
       <w:br/>
       <w:br/>
     </w:r>

--- a/klagomål/A 54991-2025 FSC-klagomål.docx
+++ b/klagomål/A 54991-2025 FSC-klagomål.docx
@@ -1393,7 +1393,7 @@
     <w:r>
       <w:tab/>
       <w:tab/>
-      <w:t>2026-10-20</w:t>
+      <w:t>2026-10-21</w:t>
       <w:br/>
       <w:br/>
     </w:r>

--- a/klagomål/A 54991-2025 FSC-klagomål.docx
+++ b/klagomål/A 54991-2025 FSC-klagomål.docx
@@ -1393,7 +1393,7 @@
     <w:r>
       <w:tab/>
       <w:tab/>
-      <w:t>2026-10-21</w:t>
+      <w:t>2026-10-22</w:t>
       <w:br/>
       <w:br/>
     </w:r>

--- a/klagomål/A 54991-2025 FSC-klagomål.docx
+++ b/klagomål/A 54991-2025 FSC-klagomål.docx
@@ -1393,7 +1393,7 @@
     <w:r>
       <w:tab/>
       <w:tab/>
-      <w:t>2026-10-22</w:t>
+      <w:t>2026-10-23</w:t>
       <w:br/>
       <w:br/>
     </w:r>

--- a/klagomål/A 54991-2025 FSC-klagomål.docx
+++ b/klagomål/A 54991-2025 FSC-klagomål.docx
@@ -1393,7 +1393,7 @@
     <w:r>
       <w:tab/>
       <w:tab/>
-      <w:t>2026-10-23</w:t>
+      <w:t>2026-10-24</w:t>
       <w:br/>
       <w:br/>
     </w:r>

--- a/klagomål/A 54991-2025 FSC-klagomål.docx
+++ b/klagomål/A 54991-2025 FSC-klagomål.docx
@@ -1393,7 +1393,7 @@
     <w:r>
       <w:tab/>
       <w:tab/>
-      <w:t>2026-10-24</w:t>
+      <w:t>2026-10-25</w:t>
       <w:br/>
       <w:br/>
     </w:r>

--- a/klagomål/A 54991-2025 FSC-klagomål.docx
+++ b/klagomål/A 54991-2025 FSC-klagomål.docx
@@ -1393,7 +1393,7 @@
     <w:r>
       <w:tab/>
       <w:tab/>
-      <w:t>2026-10-25</w:t>
+      <w:t>2026-10-26</w:t>
       <w:br/>
       <w:br/>
     </w:r>

--- a/klagomål/A 54991-2025 FSC-klagomål.docx
+++ b/klagomål/A 54991-2025 FSC-klagomål.docx
@@ -1393,7 +1393,7 @@
     <w:r>
       <w:tab/>
       <w:tab/>
-      <w:t>2026-10-26</w:t>
+      <w:t>2026-10-27</w:t>
       <w:br/>
       <w:br/>
     </w:r>

--- a/klagomål/A 54991-2025 FSC-klagomål.docx
+++ b/klagomål/A 54991-2025 FSC-klagomål.docx
@@ -1393,7 +1393,7 @@
     <w:r>
       <w:tab/>
       <w:tab/>
-      <w:t>2026-10-27</w:t>
+      <w:t>2026-10-28</w:t>
       <w:br/>
       <w:br/>
     </w:r>

--- a/klagomål/A 54991-2025 FSC-klagomål.docx
+++ b/klagomål/A 54991-2025 FSC-klagomål.docx
@@ -1393,7 +1393,7 @@
     <w:r>
       <w:tab/>
       <w:tab/>
-      <w:t>2026-10-28</w:t>
+      <w:t>2026-10-29</w:t>
       <w:br/>
       <w:br/>
     </w:r>

--- a/klagomål/A 54991-2025 FSC-klagomål.docx
+++ b/klagomål/A 54991-2025 FSC-klagomål.docx
@@ -1393,7 +1393,7 @@
     <w:r>
       <w:tab/>
       <w:tab/>
-      <w:t>2026-10-29</w:t>
+      <w:t>2026-10-31</w:t>
       <w:br/>
       <w:br/>
     </w:r>
